--- a/public/fun/forms/자기소개서_회계·재무_6_NCS4문항형.docx
+++ b/public/fun/forms/자기소개서_회계·재무_6_NCS4문항형.docx
@@ -258,7 +258,7 @@
                 <w:color w:val="8A929C"/>
                 <w:sz w:val="17"/>
               </w:rPr>
-              <w:t>(600자)</w:t>
+              <w:t>(600자 · STAR로)</w:t>
             </w:r>
           </w:p>
         </w:tc>
